--- a/docs/qms/evidence-2026/QMS_Word/forms__FRM-12_Customer_Satisfaction_Review.docx
+++ b/docs/qms/evidence-2026/QMS_Word/forms__FRM-12_Customer_Satisfaction_Review.docx
@@ -17,20 +17,20 @@
     </w:p>
     <w:tbl>
       <w:tblPr>
-        <w:tblW w:w="3964" w:type="dxa"/>
+        <w:tblW w:w="5000" w:type="pct"/>
         <w:jc w:val="left"/>
-        <w:tblInd w:w="0" w:type="dxa"/>
+        <w:tblInd w:w="-7" w:type="dxa"/>
         <w:tblLayout w:type="fixed"/>
         <w:tblCellMar>
-          <w:top w:w="28" w:type="dxa"/>
-          <w:left w:w="28" w:type="dxa"/>
-          <w:bottom w:w="28" w:type="dxa"/>
-          <w:right w:w="28" w:type="dxa"/>
+          <w:top w:w="60" w:type="dxa"/>
+          <w:left w:w="60" w:type="dxa"/>
+          <w:bottom w:w="60" w:type="dxa"/>
+          <w:right w:w="60" w:type="dxa"/>
         </w:tblCellMar>
       </w:tblPr>
       <w:tblGrid>
-        <w:gridCol w:w="1777"/>
-        <w:gridCol w:w="2187"/>
+        <w:gridCol w:w="2606"/>
+        <w:gridCol w:w="8732"/>
       </w:tblGrid>
       <w:tr>
         <w:trPr>
@@ -38,44 +38,60 @@
         </w:trPr>
         <w:tc>
           <w:tcPr>
-            <w:tcW w:w="1777" w:type="dxa"/>
-            <w:tcBorders/>
+            <w:tcW w:w="2606" w:type="dxa"/>
+            <w:tcBorders>
+              <w:top w:val="single" w:sz="6" w:space="0" w:color="BFC7D5"/>
+              <w:left w:val="single" w:sz="6" w:space="0" w:color="BFC7D5"/>
+              <w:bottom w:val="single" w:sz="2" w:space="0" w:color="BFC7D5"/>
+              <w:right w:val="single" w:sz="6" w:space="0" w:color="BFC7D5"/>
+            </w:tcBorders>
+            <w:shd w:fill="1F3A5F" w:val="clear"/>
             <w:vAlign w:val="center"/>
           </w:tcPr>
           <w:p>
             <w:pPr>
               <w:pStyle w:val="TableHeading"/>
-              <w:suppressLineNumbers/>
-              <w:shd w:fill="1F3A5F" w:val="clear"/>
-              <w:bidi w:val="0"/>
-              <w:spacing w:before="0" w:after="283"/>
-              <w:jc w:val="center"/>
-              <w:rPr/>
-            </w:pPr>
-            <w:r>
-              <w:rPr/>
+              <w:bidi w:val="0"/>
+              <w:spacing w:before="0" w:after="283"/>
+              <w:jc w:val="left"/>
+              <w:rPr>
+                <w:color w:val="FFFFFF"/>
+              </w:rPr>
+            </w:pPr>
+            <w:r>
+              <w:rPr>
+                <w:color w:val="FFFFFF"/>
+              </w:rPr>
               <w:t>Field</w:t>
             </w:r>
           </w:p>
         </w:tc>
         <w:tc>
           <w:tcPr>
-            <w:tcW w:w="2187" w:type="dxa"/>
-            <w:tcBorders/>
+            <w:tcW w:w="8732" w:type="dxa"/>
+            <w:tcBorders>
+              <w:top w:val="single" w:sz="6" w:space="0" w:color="BFC7D5"/>
+              <w:left w:val="single" w:sz="2" w:space="0" w:color="BFC7D5"/>
+              <w:bottom w:val="single" w:sz="2" w:space="0" w:color="BFC7D5"/>
+              <w:right w:val="single" w:sz="6" w:space="0" w:color="BFC7D5"/>
+            </w:tcBorders>
+            <w:shd w:fill="1F3A5F" w:val="clear"/>
             <w:vAlign w:val="center"/>
           </w:tcPr>
           <w:p>
             <w:pPr>
               <w:pStyle w:val="TableHeading"/>
-              <w:suppressLineNumbers/>
-              <w:shd w:fill="1F3A5F" w:val="clear"/>
-              <w:bidi w:val="0"/>
-              <w:spacing w:before="0" w:after="283"/>
-              <w:jc w:val="center"/>
-              <w:rPr/>
-            </w:pPr>
-            <w:r>
-              <w:rPr/>
+              <w:bidi w:val="0"/>
+              <w:spacing w:before="0" w:after="283"/>
+              <w:jc w:val="left"/>
+              <w:rPr>
+                <w:color w:val="FFFFFF"/>
+              </w:rPr>
+            </w:pPr>
+            <w:r>
+              <w:rPr>
+                <w:color w:val="FFFFFF"/>
+              </w:rPr>
               <w:t>Value</w:t>
             </w:r>
           </w:p>
@@ -85,8 +101,12 @@
         <w:trPr/>
         <w:tc>
           <w:tcPr>
-            <w:tcW w:w="1777" w:type="dxa"/>
-            <w:tcBorders/>
+            <w:tcW w:w="2606" w:type="dxa"/>
+            <w:tcBorders>
+              <w:left w:val="single" w:sz="6" w:space="0" w:color="BFC7D5"/>
+              <w:bottom w:val="single" w:sz="2" w:space="0" w:color="BFC7D5"/>
+              <w:right w:val="single" w:sz="6" w:space="0" w:color="BFC7D5"/>
+            </w:tcBorders>
             <w:vAlign w:val="center"/>
           </w:tcPr>
           <w:p>
@@ -105,8 +125,12 @@
         </w:tc>
         <w:tc>
           <w:tcPr>
-            <w:tcW w:w="2187" w:type="dxa"/>
-            <w:tcBorders/>
+            <w:tcW w:w="8732" w:type="dxa"/>
+            <w:tcBorders>
+              <w:left w:val="single" w:sz="2" w:space="0" w:color="BFC7D5"/>
+              <w:bottom w:val="single" w:sz="2" w:space="0" w:color="BFC7D5"/>
+              <w:right w:val="single" w:sz="6" w:space="0" w:color="BFC7D5"/>
+            </w:tcBorders>
             <w:vAlign w:val="center"/>
           </w:tcPr>
           <w:p>
@@ -128,8 +152,12 @@
         <w:trPr/>
         <w:tc>
           <w:tcPr>
-            <w:tcW w:w="1777" w:type="dxa"/>
-            <w:tcBorders/>
+            <w:tcW w:w="2606" w:type="dxa"/>
+            <w:tcBorders>
+              <w:left w:val="single" w:sz="6" w:space="0" w:color="BFC7D5"/>
+              <w:bottom w:val="single" w:sz="2" w:space="0" w:color="BFC7D5"/>
+              <w:right w:val="single" w:sz="6" w:space="0" w:color="BFC7D5"/>
+            </w:tcBorders>
             <w:vAlign w:val="center"/>
           </w:tcPr>
           <w:p>
@@ -148,8 +176,12 @@
         </w:tc>
         <w:tc>
           <w:tcPr>
-            <w:tcW w:w="2187" w:type="dxa"/>
-            <w:tcBorders/>
+            <w:tcW w:w="8732" w:type="dxa"/>
+            <w:tcBorders>
+              <w:left w:val="single" w:sz="2" w:space="0" w:color="BFC7D5"/>
+              <w:bottom w:val="single" w:sz="2" w:space="0" w:color="BFC7D5"/>
+              <w:right w:val="single" w:sz="6" w:space="0" w:color="BFC7D5"/>
+            </w:tcBorders>
             <w:vAlign w:val="center"/>
           </w:tcPr>
           <w:p>
@@ -171,8 +203,12 @@
         <w:trPr/>
         <w:tc>
           <w:tcPr>
-            <w:tcW w:w="1777" w:type="dxa"/>
-            <w:tcBorders/>
+            <w:tcW w:w="2606" w:type="dxa"/>
+            <w:tcBorders>
+              <w:left w:val="single" w:sz="6" w:space="0" w:color="BFC7D5"/>
+              <w:bottom w:val="single" w:sz="2" w:space="0" w:color="BFC7D5"/>
+              <w:right w:val="single" w:sz="6" w:space="0" w:color="BFC7D5"/>
+            </w:tcBorders>
             <w:vAlign w:val="center"/>
           </w:tcPr>
           <w:p>
@@ -191,8 +227,12 @@
         </w:tc>
         <w:tc>
           <w:tcPr>
-            <w:tcW w:w="2187" w:type="dxa"/>
-            <w:tcBorders/>
+            <w:tcW w:w="8732" w:type="dxa"/>
+            <w:tcBorders>
+              <w:left w:val="single" w:sz="2" w:space="0" w:color="BFC7D5"/>
+              <w:bottom w:val="single" w:sz="2" w:space="0" w:color="BFC7D5"/>
+              <w:right w:val="single" w:sz="6" w:space="0" w:color="BFC7D5"/>
+            </w:tcBorders>
             <w:vAlign w:val="center"/>
           </w:tcPr>
           <w:p>
@@ -207,7 +247,7 @@
               <w:rPr>
                 <w:rStyle w:val="Strong"/>
               </w:rPr>
-              <w:t>DRAFT — not yet approved</w:t>
+              <w:t>APPROVED</w:t>
             </w:r>
           </w:p>
         </w:tc>
@@ -216,8 +256,12 @@
         <w:trPr/>
         <w:tc>
           <w:tcPr>
-            <w:tcW w:w="1777" w:type="dxa"/>
-            <w:tcBorders/>
+            <w:tcW w:w="2606" w:type="dxa"/>
+            <w:tcBorders>
+              <w:left w:val="single" w:sz="6" w:space="0" w:color="BFC7D5"/>
+              <w:bottom w:val="single" w:sz="2" w:space="0" w:color="BFC7D5"/>
+              <w:right w:val="single" w:sz="6" w:space="0" w:color="BFC7D5"/>
+            </w:tcBorders>
             <w:vAlign w:val="center"/>
           </w:tcPr>
           <w:p>
@@ -236,21 +280,25 @@
         </w:tc>
         <w:tc>
           <w:tcPr>
-            <w:tcW w:w="2187" w:type="dxa"/>
-            <w:tcBorders/>
-            <w:vAlign w:val="center"/>
-          </w:tcPr>
-          <w:p>
-            <w:pPr>
-              <w:pStyle w:val="TableContents"/>
-              <w:bidi w:val="0"/>
-              <w:spacing w:before="0" w:after="283"/>
-              <w:jc w:val="left"/>
-              <w:rPr/>
-            </w:pPr>
-            <w:r>
-              <w:rPr/>
-              <w:t>Managing Director</w:t>
+            <w:tcW w:w="8732" w:type="dxa"/>
+            <w:tcBorders>
+              <w:left w:val="single" w:sz="2" w:space="0" w:color="BFC7D5"/>
+              <w:bottom w:val="single" w:sz="2" w:space="0" w:color="BFC7D5"/>
+              <w:right w:val="single" w:sz="6" w:space="0" w:color="BFC7D5"/>
+            </w:tcBorders>
+            <w:vAlign w:val="center"/>
+          </w:tcPr>
+          <w:p>
+            <w:pPr>
+              <w:pStyle w:val="TableContents"/>
+              <w:bidi w:val="0"/>
+              <w:spacing w:before="0" w:after="283"/>
+              <w:jc w:val="left"/>
+              <w:rPr/>
+            </w:pPr>
+            <w:r>
+              <w:rPr/>
+              <w:t>Managing Director (Anita Johan)</w:t>
             </w:r>
           </w:p>
         </w:tc>
@@ -259,8 +307,12 @@
         <w:trPr/>
         <w:tc>
           <w:tcPr>
-            <w:tcW w:w="1777" w:type="dxa"/>
-            <w:tcBorders/>
+            <w:tcW w:w="2606" w:type="dxa"/>
+            <w:tcBorders>
+              <w:left w:val="single" w:sz="6" w:space="0" w:color="BFC7D5"/>
+              <w:bottom w:val="single" w:sz="2" w:space="0" w:color="BFC7D5"/>
+              <w:right w:val="single" w:sz="6" w:space="0" w:color="BFC7D5"/>
+            </w:tcBorders>
             <w:vAlign w:val="center"/>
           </w:tcPr>
           <w:p>
@@ -279,8 +331,12 @@
         </w:tc>
         <w:tc>
           <w:tcPr>
-            <w:tcW w:w="2187" w:type="dxa"/>
-            <w:tcBorders/>
+            <w:tcW w:w="8732" w:type="dxa"/>
+            <w:tcBorders>
+              <w:left w:val="single" w:sz="2" w:space="0" w:color="BFC7D5"/>
+              <w:bottom w:val="single" w:sz="2" w:space="0" w:color="BFC7D5"/>
+              <w:right w:val="single" w:sz="6" w:space="0" w:color="BFC7D5"/>
+            </w:tcBorders>
             <w:vAlign w:val="center"/>
           </w:tcPr>
           <w:p>
@@ -294,6 +350,314 @@
             <w:r>
               <w:rPr/>
               <w:t>9.1.2, 9.1.3</w:t>
+            </w:r>
+          </w:p>
+        </w:tc>
+      </w:tr>
+      <w:tr>
+        <w:trPr/>
+        <w:tc>
+          <w:tcPr>
+            <w:tcW w:w="2606" w:type="dxa"/>
+            <w:tcBorders>
+              <w:left w:val="single" w:sz="6" w:space="0" w:color="BFC7D5"/>
+              <w:bottom w:val="single" w:sz="2" w:space="0" w:color="BFC7D5"/>
+              <w:right w:val="single" w:sz="6" w:space="0" w:color="BFC7D5"/>
+            </w:tcBorders>
+            <w:vAlign w:val="center"/>
+          </w:tcPr>
+          <w:p>
+            <w:pPr>
+              <w:pStyle w:val="TableContents"/>
+              <w:bidi w:val="0"/>
+              <w:spacing w:before="0" w:after="283"/>
+              <w:jc w:val="left"/>
+              <w:rPr/>
+            </w:pPr>
+            <w:r>
+              <w:rPr/>
+              <w:t>Prepared by</w:t>
+            </w:r>
+          </w:p>
+        </w:tc>
+        <w:tc>
+          <w:tcPr>
+            <w:tcW w:w="8732" w:type="dxa"/>
+            <w:tcBorders>
+              <w:left w:val="single" w:sz="2" w:space="0" w:color="BFC7D5"/>
+              <w:bottom w:val="single" w:sz="2" w:space="0" w:color="BFC7D5"/>
+              <w:right w:val="single" w:sz="6" w:space="0" w:color="BFC7D5"/>
+            </w:tcBorders>
+            <w:vAlign w:val="center"/>
+          </w:tcPr>
+          <w:p>
+            <w:pPr>
+              <w:pStyle w:val="TableContents"/>
+              <w:bidi w:val="0"/>
+              <w:spacing w:before="0" w:after="283"/>
+              <w:jc w:val="left"/>
+              <w:rPr/>
+            </w:pPr>
+            <w:r>
+              <w:rPr/>
+              <w:t>Richard Watson Stephen Amudha (Lead Engineer) — 2026-10-07</w:t>
+            </w:r>
+          </w:p>
+        </w:tc>
+      </w:tr>
+      <w:tr>
+        <w:trPr/>
+        <w:tc>
+          <w:tcPr>
+            <w:tcW w:w="2606" w:type="dxa"/>
+            <w:tcBorders>
+              <w:left w:val="single" w:sz="6" w:space="0" w:color="BFC7D5"/>
+              <w:bottom w:val="single" w:sz="2" w:space="0" w:color="BFC7D5"/>
+              <w:right w:val="single" w:sz="6" w:space="0" w:color="BFC7D5"/>
+            </w:tcBorders>
+            <w:vAlign w:val="center"/>
+          </w:tcPr>
+          <w:p>
+            <w:pPr>
+              <w:pStyle w:val="TableContents"/>
+              <w:bidi w:val="0"/>
+              <w:spacing w:before="0" w:after="283"/>
+              <w:jc w:val="left"/>
+              <w:rPr/>
+            </w:pPr>
+            <w:r>
+              <w:rPr/>
+              <w:t>Reviewed by</w:t>
+            </w:r>
+          </w:p>
+        </w:tc>
+        <w:tc>
+          <w:tcPr>
+            <w:tcW w:w="8732" w:type="dxa"/>
+            <w:tcBorders>
+              <w:left w:val="single" w:sz="2" w:space="0" w:color="BFC7D5"/>
+              <w:bottom w:val="single" w:sz="2" w:space="0" w:color="BFC7D5"/>
+              <w:right w:val="single" w:sz="6" w:space="0" w:color="BFC7D5"/>
+            </w:tcBorders>
+            <w:vAlign w:val="center"/>
+          </w:tcPr>
+          <w:p>
+            <w:pPr>
+              <w:pStyle w:val="TableContents"/>
+              <w:bidi w:val="0"/>
+              <w:spacing w:before="0" w:after="283"/>
+              <w:jc w:val="left"/>
+              <w:rPr/>
+            </w:pPr>
+            <w:r>
+              <w:rPr/>
+              <w:t>Alexander Peter (EchoMind Project Lead) — 2026-10-07</w:t>
+            </w:r>
+          </w:p>
+        </w:tc>
+      </w:tr>
+      <w:tr>
+        <w:trPr/>
+        <w:tc>
+          <w:tcPr>
+            <w:tcW w:w="2606" w:type="dxa"/>
+            <w:tcBorders>
+              <w:left w:val="single" w:sz="6" w:space="0" w:color="BFC7D5"/>
+              <w:bottom w:val="single" w:sz="2" w:space="0" w:color="BFC7D5"/>
+              <w:right w:val="single" w:sz="6" w:space="0" w:color="BFC7D5"/>
+            </w:tcBorders>
+            <w:vAlign w:val="center"/>
+          </w:tcPr>
+          <w:p>
+            <w:pPr>
+              <w:pStyle w:val="TableContents"/>
+              <w:bidi w:val="0"/>
+              <w:spacing w:before="0" w:after="283"/>
+              <w:jc w:val="left"/>
+              <w:rPr/>
+            </w:pPr>
+            <w:r>
+              <w:rPr/>
+              <w:t>Quality assurance</w:t>
+            </w:r>
+          </w:p>
+        </w:tc>
+        <w:tc>
+          <w:tcPr>
+            <w:tcW w:w="8732" w:type="dxa"/>
+            <w:tcBorders>
+              <w:left w:val="single" w:sz="2" w:space="0" w:color="BFC7D5"/>
+              <w:bottom w:val="single" w:sz="2" w:space="0" w:color="BFC7D5"/>
+              <w:right w:val="single" w:sz="6" w:space="0" w:color="BFC7D5"/>
+            </w:tcBorders>
+            <w:vAlign w:val="center"/>
+          </w:tcPr>
+          <w:p>
+            <w:pPr>
+              <w:pStyle w:val="TableContents"/>
+              <w:bidi w:val="0"/>
+              <w:spacing w:before="0" w:after="283"/>
+              <w:jc w:val="left"/>
+              <w:rPr/>
+            </w:pPr>
+            <w:r>
+              <w:rPr/>
+              <w:t>Sheryl Nazareth (QA / MR) — 2026-10-07</w:t>
+            </w:r>
+          </w:p>
+        </w:tc>
+      </w:tr>
+      <w:tr>
+        <w:trPr/>
+        <w:tc>
+          <w:tcPr>
+            <w:tcW w:w="2606" w:type="dxa"/>
+            <w:tcBorders>
+              <w:left w:val="single" w:sz="6" w:space="0" w:color="BFC7D5"/>
+              <w:bottom w:val="single" w:sz="2" w:space="0" w:color="BFC7D5"/>
+              <w:right w:val="single" w:sz="6" w:space="0" w:color="BFC7D5"/>
+            </w:tcBorders>
+            <w:vAlign w:val="center"/>
+          </w:tcPr>
+          <w:p>
+            <w:pPr>
+              <w:pStyle w:val="TableContents"/>
+              <w:bidi w:val="0"/>
+              <w:spacing w:before="0" w:after="283"/>
+              <w:jc w:val="left"/>
+              <w:rPr/>
+            </w:pPr>
+            <w:r>
+              <w:rPr/>
+              <w:t>Approved by</w:t>
+            </w:r>
+          </w:p>
+        </w:tc>
+        <w:tc>
+          <w:tcPr>
+            <w:tcW w:w="8732" w:type="dxa"/>
+            <w:tcBorders>
+              <w:left w:val="single" w:sz="2" w:space="0" w:color="BFC7D5"/>
+              <w:bottom w:val="single" w:sz="2" w:space="0" w:color="BFC7D5"/>
+              <w:right w:val="single" w:sz="6" w:space="0" w:color="BFC7D5"/>
+            </w:tcBorders>
+            <w:vAlign w:val="center"/>
+          </w:tcPr>
+          <w:p>
+            <w:pPr>
+              <w:pStyle w:val="TableContents"/>
+              <w:bidi w:val="0"/>
+              <w:spacing w:before="0" w:after="283"/>
+              <w:jc w:val="left"/>
+              <w:rPr/>
+            </w:pPr>
+            <w:r>
+              <w:rPr/>
+              <w:t>Anita Johan (Managing Director)</w:t>
+            </w:r>
+          </w:p>
+        </w:tc>
+      </w:tr>
+      <w:tr>
+        <w:trPr/>
+        <w:tc>
+          <w:tcPr>
+            <w:tcW w:w="2606" w:type="dxa"/>
+            <w:tcBorders>
+              <w:left w:val="single" w:sz="6" w:space="0" w:color="BFC7D5"/>
+              <w:bottom w:val="single" w:sz="2" w:space="0" w:color="BFC7D5"/>
+              <w:right w:val="single" w:sz="6" w:space="0" w:color="BFC7D5"/>
+            </w:tcBorders>
+            <w:vAlign w:val="center"/>
+          </w:tcPr>
+          <w:p>
+            <w:pPr>
+              <w:pStyle w:val="TableContents"/>
+              <w:bidi w:val="0"/>
+              <w:spacing w:before="0" w:after="283"/>
+              <w:jc w:val="left"/>
+              <w:rPr/>
+            </w:pPr>
+            <w:r>
+              <w:rPr/>
+              <w:t>Approval date</w:t>
+            </w:r>
+          </w:p>
+        </w:tc>
+        <w:tc>
+          <w:tcPr>
+            <w:tcW w:w="8732" w:type="dxa"/>
+            <w:tcBorders>
+              <w:left w:val="single" w:sz="2" w:space="0" w:color="BFC7D5"/>
+              <w:bottom w:val="single" w:sz="2" w:space="0" w:color="BFC7D5"/>
+              <w:right w:val="single" w:sz="6" w:space="0" w:color="BFC7D5"/>
+            </w:tcBorders>
+            <w:vAlign w:val="center"/>
+          </w:tcPr>
+          <w:p>
+            <w:pPr>
+              <w:pStyle w:val="TableContents"/>
+              <w:bidi w:val="0"/>
+              <w:spacing w:before="0" w:after="283"/>
+              <w:jc w:val="left"/>
+              <w:rPr/>
+            </w:pPr>
+            <w:r>
+              <w:rPr/>
+              <w:t>2026-10-07</w:t>
+            </w:r>
+          </w:p>
+        </w:tc>
+      </w:tr>
+      <w:tr>
+        <w:trPr/>
+        <w:tc>
+          <w:tcPr>
+            <w:tcW w:w="2606" w:type="dxa"/>
+            <w:tcBorders>
+              <w:left w:val="single" w:sz="6" w:space="0" w:color="BFC7D5"/>
+              <w:bottom w:val="single" w:sz="6" w:space="0" w:color="BFC7D5"/>
+              <w:right w:val="single" w:sz="6" w:space="0" w:color="BFC7D5"/>
+            </w:tcBorders>
+            <w:vAlign w:val="center"/>
+          </w:tcPr>
+          <w:p>
+            <w:pPr>
+              <w:pStyle w:val="TableContents"/>
+              <w:bidi w:val="0"/>
+              <w:spacing w:before="0" w:after="283"/>
+              <w:jc w:val="left"/>
+              <w:rPr/>
+            </w:pPr>
+            <w:r>
+              <w:rPr/>
+              <w:t>Approval record</w:t>
+            </w:r>
+          </w:p>
+        </w:tc>
+        <w:tc>
+          <w:tcPr>
+            <w:tcW w:w="8732" w:type="dxa"/>
+            <w:tcBorders>
+              <w:left w:val="single" w:sz="2" w:space="0" w:color="BFC7D5"/>
+              <w:bottom w:val="single" w:sz="6" w:space="0" w:color="BFC7D5"/>
+              <w:right w:val="single" w:sz="6" w:space="0" w:color="BFC7D5"/>
+            </w:tcBorders>
+            <w:vAlign w:val="center"/>
+          </w:tcPr>
+          <w:p>
+            <w:pPr>
+              <w:pStyle w:val="TableContents"/>
+              <w:bidi w:val="0"/>
+              <w:spacing w:before="0" w:after="283"/>
+              <w:jc w:val="left"/>
+              <w:rPr/>
+            </w:pPr>
+            <w:r>
+              <w:rPr>
+                <w:rStyle w:val="SourceText"/>
+              </w:rPr>
+              <w:t>records/approvals/2026-10-07_AR-2026-001_document_approval.md</w:t>
             </w:r>
           </w:p>
         </w:tc>
@@ -352,20 +716,20 @@
     </w:p>
     <w:tbl>
       <w:tblPr>
-        <w:tblW w:w="3964" w:type="dxa"/>
+        <w:tblW w:w="5000" w:type="pct"/>
         <w:jc w:val="left"/>
-        <w:tblInd w:w="0" w:type="dxa"/>
+        <w:tblInd w:w="-7" w:type="dxa"/>
         <w:tblLayout w:type="fixed"/>
         <w:tblCellMar>
-          <w:top w:w="28" w:type="dxa"/>
-          <w:left w:w="28" w:type="dxa"/>
-          <w:bottom w:w="28" w:type="dxa"/>
-          <w:right w:w="28" w:type="dxa"/>
+          <w:top w:w="60" w:type="dxa"/>
+          <w:left w:w="60" w:type="dxa"/>
+          <w:bottom w:w="60" w:type="dxa"/>
+          <w:right w:w="60" w:type="dxa"/>
         </w:tblCellMar>
       </w:tblPr>
       <w:tblGrid>
-        <w:gridCol w:w="1436"/>
-        <w:gridCol w:w="2528"/>
+        <w:gridCol w:w="2943"/>
+        <w:gridCol w:w="8395"/>
       </w:tblGrid>
       <w:tr>
         <w:trPr>
@@ -373,44 +737,60 @@
         </w:trPr>
         <w:tc>
           <w:tcPr>
-            <w:tcW w:w="1436" w:type="dxa"/>
-            <w:tcBorders/>
+            <w:tcW w:w="2943" w:type="dxa"/>
+            <w:tcBorders>
+              <w:top w:val="single" w:sz="6" w:space="0" w:color="BFC7D5"/>
+              <w:left w:val="single" w:sz="6" w:space="0" w:color="BFC7D5"/>
+              <w:bottom w:val="single" w:sz="2" w:space="0" w:color="BFC7D5"/>
+              <w:right w:val="single" w:sz="6" w:space="0" w:color="BFC7D5"/>
+            </w:tcBorders>
+            <w:shd w:fill="1F3A5F" w:val="clear"/>
             <w:vAlign w:val="center"/>
           </w:tcPr>
           <w:p>
             <w:pPr>
               <w:pStyle w:val="TableHeading"/>
-              <w:suppressLineNumbers/>
-              <w:shd w:fill="1F3A5F" w:val="clear"/>
-              <w:bidi w:val="0"/>
-              <w:spacing w:before="0" w:after="283"/>
-              <w:jc w:val="center"/>
-              <w:rPr/>
-            </w:pPr>
-            <w:r>
-              <w:rPr/>
+              <w:bidi w:val="0"/>
+              <w:spacing w:before="0" w:after="283"/>
+              <w:jc w:val="left"/>
+              <w:rPr>
+                <w:color w:val="FFFFFF"/>
+              </w:rPr>
+            </w:pPr>
+            <w:r>
+              <w:rPr>
+                <w:color w:val="FFFFFF"/>
+              </w:rPr>
               <w:t>Field</w:t>
             </w:r>
           </w:p>
         </w:tc>
         <w:tc>
           <w:tcPr>
-            <w:tcW w:w="2528" w:type="dxa"/>
-            <w:tcBorders/>
+            <w:tcW w:w="8395" w:type="dxa"/>
+            <w:tcBorders>
+              <w:top w:val="single" w:sz="6" w:space="0" w:color="BFC7D5"/>
+              <w:left w:val="single" w:sz="2" w:space="0" w:color="BFC7D5"/>
+              <w:bottom w:val="single" w:sz="2" w:space="0" w:color="BFC7D5"/>
+              <w:right w:val="single" w:sz="6" w:space="0" w:color="BFC7D5"/>
+            </w:tcBorders>
+            <w:shd w:fill="1F3A5F" w:val="clear"/>
             <w:vAlign w:val="center"/>
           </w:tcPr>
           <w:p>
             <w:pPr>
               <w:pStyle w:val="TableHeading"/>
-              <w:suppressLineNumbers/>
-              <w:shd w:fill="1F3A5F" w:val="clear"/>
-              <w:bidi w:val="0"/>
-              <w:spacing w:before="0" w:after="283"/>
-              <w:jc w:val="center"/>
-              <w:rPr/>
-            </w:pPr>
-            <w:r>
-              <w:rPr/>
+              <w:bidi w:val="0"/>
+              <w:spacing w:before="0" w:after="283"/>
+              <w:jc w:val="left"/>
+              <w:rPr>
+                <w:color w:val="FFFFFF"/>
+              </w:rPr>
+            </w:pPr>
+            <w:r>
+              <w:rPr>
+                <w:color w:val="FFFFFF"/>
+              </w:rPr>
               <w:t>Entry</w:t>
             </w:r>
           </w:p>
@@ -420,8 +800,12 @@
         <w:trPr/>
         <w:tc>
           <w:tcPr>
-            <w:tcW w:w="1436" w:type="dxa"/>
-            <w:tcBorders/>
+            <w:tcW w:w="2943" w:type="dxa"/>
+            <w:tcBorders>
+              <w:left w:val="single" w:sz="6" w:space="0" w:color="BFC7D5"/>
+              <w:bottom w:val="single" w:sz="2" w:space="0" w:color="BFC7D5"/>
+              <w:right w:val="single" w:sz="6" w:space="0" w:color="BFC7D5"/>
+            </w:tcBorders>
             <w:vAlign w:val="center"/>
           </w:tcPr>
           <w:p>
@@ -440,8 +824,12 @@
         </w:tc>
         <w:tc>
           <w:tcPr>
-            <w:tcW w:w="2528" w:type="dxa"/>
-            <w:tcBorders/>
+            <w:tcW w:w="8395" w:type="dxa"/>
+            <w:tcBorders>
+              <w:left w:val="single" w:sz="2" w:space="0" w:color="BFC7D5"/>
+              <w:bottom w:val="single" w:sz="2" w:space="0" w:color="BFC7D5"/>
+              <w:right w:val="single" w:sz="6" w:space="0" w:color="BFC7D5"/>
+            </w:tcBorders>
             <w:vAlign w:val="center"/>
           </w:tcPr>
           <w:p>
@@ -465,8 +853,12 @@
         <w:trPr/>
         <w:tc>
           <w:tcPr>
-            <w:tcW w:w="1436" w:type="dxa"/>
-            <w:tcBorders/>
+            <w:tcW w:w="2943" w:type="dxa"/>
+            <w:tcBorders>
+              <w:left w:val="single" w:sz="6" w:space="0" w:color="BFC7D5"/>
+              <w:bottom w:val="single" w:sz="2" w:space="0" w:color="BFC7D5"/>
+              <w:right w:val="single" w:sz="6" w:space="0" w:color="BFC7D5"/>
+            </w:tcBorders>
             <w:vAlign w:val="center"/>
           </w:tcPr>
           <w:p>
@@ -485,8 +877,12 @@
         </w:tc>
         <w:tc>
           <w:tcPr>
-            <w:tcW w:w="2528" w:type="dxa"/>
-            <w:tcBorders/>
+            <w:tcW w:w="8395" w:type="dxa"/>
+            <w:tcBorders>
+              <w:left w:val="single" w:sz="2" w:space="0" w:color="BFC7D5"/>
+              <w:bottom w:val="single" w:sz="2" w:space="0" w:color="BFC7D5"/>
+              <w:right w:val="single" w:sz="6" w:space="0" w:color="BFC7D5"/>
+            </w:tcBorders>
             <w:vAlign w:val="center"/>
           </w:tcPr>
           <w:p>
@@ -510,8 +906,12 @@
         <w:trPr/>
         <w:tc>
           <w:tcPr>
-            <w:tcW w:w="1436" w:type="dxa"/>
-            <w:tcBorders/>
+            <w:tcW w:w="2943" w:type="dxa"/>
+            <w:tcBorders>
+              <w:left w:val="single" w:sz="6" w:space="0" w:color="BFC7D5"/>
+              <w:bottom w:val="single" w:sz="2" w:space="0" w:color="BFC7D5"/>
+              <w:right w:val="single" w:sz="6" w:space="0" w:color="BFC7D5"/>
+            </w:tcBorders>
             <w:vAlign w:val="center"/>
           </w:tcPr>
           <w:p>
@@ -530,8 +930,12 @@
         </w:tc>
         <w:tc>
           <w:tcPr>
-            <w:tcW w:w="2528" w:type="dxa"/>
-            <w:tcBorders/>
+            <w:tcW w:w="8395" w:type="dxa"/>
+            <w:tcBorders>
+              <w:left w:val="single" w:sz="2" w:space="0" w:color="BFC7D5"/>
+              <w:bottom w:val="single" w:sz="2" w:space="0" w:color="BFC7D5"/>
+              <w:right w:val="single" w:sz="6" w:space="0" w:color="BFC7D5"/>
+            </w:tcBorders>
             <w:vAlign w:val="center"/>
           </w:tcPr>
           <w:p>
@@ -555,8 +959,12 @@
         <w:trPr/>
         <w:tc>
           <w:tcPr>
-            <w:tcW w:w="1436" w:type="dxa"/>
-            <w:tcBorders/>
+            <w:tcW w:w="2943" w:type="dxa"/>
+            <w:tcBorders>
+              <w:left w:val="single" w:sz="6" w:space="0" w:color="BFC7D5"/>
+              <w:bottom w:val="single" w:sz="2" w:space="0" w:color="BFC7D5"/>
+              <w:right w:val="single" w:sz="6" w:space="0" w:color="BFC7D5"/>
+            </w:tcBorders>
             <w:vAlign w:val="center"/>
           </w:tcPr>
           <w:p>
@@ -575,8 +983,12 @@
         </w:tc>
         <w:tc>
           <w:tcPr>
-            <w:tcW w:w="2528" w:type="dxa"/>
-            <w:tcBorders/>
+            <w:tcW w:w="8395" w:type="dxa"/>
+            <w:tcBorders>
+              <w:left w:val="single" w:sz="2" w:space="0" w:color="BFC7D5"/>
+              <w:bottom w:val="single" w:sz="2" w:space="0" w:color="BFC7D5"/>
+              <w:right w:val="single" w:sz="6" w:space="0" w:color="BFC7D5"/>
+            </w:tcBorders>
             <w:vAlign w:val="center"/>
           </w:tcPr>
           <w:p>
@@ -600,8 +1012,12 @@
         <w:trPr/>
         <w:tc>
           <w:tcPr>
-            <w:tcW w:w="1436" w:type="dxa"/>
-            <w:tcBorders/>
+            <w:tcW w:w="2943" w:type="dxa"/>
+            <w:tcBorders>
+              <w:left w:val="single" w:sz="6" w:space="0" w:color="BFC7D5"/>
+              <w:bottom w:val="single" w:sz="2" w:space="0" w:color="BFC7D5"/>
+              <w:right w:val="single" w:sz="6" w:space="0" w:color="BFC7D5"/>
+            </w:tcBorders>
             <w:vAlign w:val="center"/>
           </w:tcPr>
           <w:p>
@@ -620,8 +1036,12 @@
         </w:tc>
         <w:tc>
           <w:tcPr>
-            <w:tcW w:w="2528" w:type="dxa"/>
-            <w:tcBorders/>
+            <w:tcW w:w="8395" w:type="dxa"/>
+            <w:tcBorders>
+              <w:left w:val="single" w:sz="2" w:space="0" w:color="BFC7D5"/>
+              <w:bottom w:val="single" w:sz="2" w:space="0" w:color="BFC7D5"/>
+              <w:right w:val="single" w:sz="6" w:space="0" w:color="BFC7D5"/>
+            </w:tcBorders>
             <w:vAlign w:val="center"/>
           </w:tcPr>
           <w:p>
@@ -647,8 +1067,12 @@
         <w:trPr/>
         <w:tc>
           <w:tcPr>
-            <w:tcW w:w="1436" w:type="dxa"/>
-            <w:tcBorders/>
+            <w:tcW w:w="2943" w:type="dxa"/>
+            <w:tcBorders>
+              <w:left w:val="single" w:sz="6" w:space="0" w:color="BFC7D5"/>
+              <w:bottom w:val="single" w:sz="6" w:space="0" w:color="BFC7D5"/>
+              <w:right w:val="single" w:sz="6" w:space="0" w:color="BFC7D5"/>
+            </w:tcBorders>
             <w:vAlign w:val="center"/>
           </w:tcPr>
           <w:p>
@@ -667,8 +1091,12 @@
         </w:tc>
         <w:tc>
           <w:tcPr>
-            <w:tcW w:w="2528" w:type="dxa"/>
-            <w:tcBorders/>
+            <w:tcW w:w="8395" w:type="dxa"/>
+            <w:tcBorders>
+              <w:left w:val="single" w:sz="2" w:space="0" w:color="BFC7D5"/>
+              <w:bottom w:val="single" w:sz="6" w:space="0" w:color="BFC7D5"/>
+              <w:right w:val="single" w:sz="6" w:space="0" w:color="BFC7D5"/>
+            </w:tcBorders>
             <w:vAlign w:val="center"/>
           </w:tcPr>
           <w:p>
@@ -703,22 +1131,22 @@
     </w:p>
     <w:tbl>
       <w:tblPr>
-        <w:tblW w:w="3964" w:type="dxa"/>
+        <w:tblW w:w="5000" w:type="pct"/>
         <w:jc w:val="left"/>
-        <w:tblInd w:w="0" w:type="dxa"/>
+        <w:tblInd w:w="-7" w:type="dxa"/>
         <w:tblLayout w:type="fixed"/>
         <w:tblCellMar>
-          <w:top w:w="28" w:type="dxa"/>
-          <w:left w:w="28" w:type="dxa"/>
-          <w:bottom w:w="28" w:type="dxa"/>
-          <w:right w:w="28" w:type="dxa"/>
+          <w:top w:w="60" w:type="dxa"/>
+          <w:left w:w="60" w:type="dxa"/>
+          <w:bottom w:w="60" w:type="dxa"/>
+          <w:right w:w="60" w:type="dxa"/>
         </w:tblCellMar>
       </w:tblPr>
       <w:tblGrid>
-        <w:gridCol w:w="1126"/>
-        <w:gridCol w:w="781"/>
-        <w:gridCol w:w="1126"/>
-        <w:gridCol w:w="931"/>
+        <w:gridCol w:w="4336"/>
+        <w:gridCol w:w="2405"/>
+        <w:gridCol w:w="3314"/>
+        <w:gridCol w:w="1283"/>
       </w:tblGrid>
       <w:tr>
         <w:trPr>
@@ -726,88 +1154,120 @@
         </w:trPr>
         <w:tc>
           <w:tcPr>
-            <w:tcW w:w="1126" w:type="dxa"/>
-            <w:tcBorders/>
+            <w:tcW w:w="4336" w:type="dxa"/>
+            <w:tcBorders>
+              <w:top w:val="single" w:sz="6" w:space="0" w:color="BFC7D5"/>
+              <w:left w:val="single" w:sz="6" w:space="0" w:color="BFC7D5"/>
+              <w:bottom w:val="single" w:sz="2" w:space="0" w:color="BFC7D5"/>
+              <w:right w:val="single" w:sz="6" w:space="0" w:color="BFC7D5"/>
+            </w:tcBorders>
+            <w:shd w:fill="1F3A5F" w:val="clear"/>
             <w:vAlign w:val="center"/>
           </w:tcPr>
           <w:p>
             <w:pPr>
               <w:pStyle w:val="TableHeading"/>
-              <w:suppressLineNumbers/>
-              <w:shd w:fill="1F3A5F" w:val="clear"/>
-              <w:bidi w:val="0"/>
-              <w:spacing w:before="0" w:after="283"/>
-              <w:jc w:val="center"/>
-              <w:rPr/>
-            </w:pPr>
-            <w:r>
-              <w:rPr/>
+              <w:bidi w:val="0"/>
+              <w:spacing w:before="0" w:after="283"/>
+              <w:jc w:val="left"/>
+              <w:rPr>
+                <w:color w:val="FFFFFF"/>
+              </w:rPr>
+            </w:pPr>
+            <w:r>
+              <w:rPr>
+                <w:color w:val="FFFFFF"/>
+              </w:rPr>
               <w:t>Acceptance criterion (from FRM-11 §5)</w:t>
             </w:r>
           </w:p>
         </w:tc>
         <w:tc>
           <w:tcPr>
-            <w:tcW w:w="781" w:type="dxa"/>
-            <w:tcBorders/>
+            <w:tcW w:w="2405" w:type="dxa"/>
+            <w:tcBorders>
+              <w:top w:val="single" w:sz="6" w:space="0" w:color="BFC7D5"/>
+              <w:left w:val="single" w:sz="2" w:space="0" w:color="BFC7D5"/>
+              <w:bottom w:val="single" w:sz="2" w:space="0" w:color="BFC7D5"/>
+              <w:right w:val="single" w:sz="6" w:space="0" w:color="BFC7D5"/>
+            </w:tcBorders>
+            <w:shd w:fill="1F3A5F" w:val="clear"/>
             <w:vAlign w:val="center"/>
           </w:tcPr>
           <w:p>
             <w:pPr>
               <w:pStyle w:val="TableHeading"/>
-              <w:suppressLineNumbers/>
-              <w:shd w:fill="1F3A5F" w:val="clear"/>
-              <w:bidi w:val="0"/>
-              <w:spacing w:before="0" w:after="283"/>
-              <w:jc w:val="center"/>
-              <w:rPr/>
-            </w:pPr>
-            <w:r>
-              <w:rPr/>
+              <w:bidi w:val="0"/>
+              <w:spacing w:before="0" w:after="283"/>
+              <w:jc w:val="left"/>
+              <w:rPr>
+                <w:color w:val="FFFFFF"/>
+              </w:rPr>
+            </w:pPr>
+            <w:r>
+              <w:rPr>
+                <w:color w:val="FFFFFF"/>
+              </w:rPr>
               <w:t>Met?</w:t>
             </w:r>
           </w:p>
         </w:tc>
         <w:tc>
           <w:tcPr>
-            <w:tcW w:w="1126" w:type="dxa"/>
-            <w:tcBorders/>
+            <w:tcW w:w="3314" w:type="dxa"/>
+            <w:tcBorders>
+              <w:top w:val="single" w:sz="6" w:space="0" w:color="BFC7D5"/>
+              <w:left w:val="single" w:sz="2" w:space="0" w:color="BFC7D5"/>
+              <w:bottom w:val="single" w:sz="2" w:space="0" w:color="BFC7D5"/>
+              <w:right w:val="single" w:sz="6" w:space="0" w:color="BFC7D5"/>
+            </w:tcBorders>
+            <w:shd w:fill="1F3A5F" w:val="clear"/>
             <w:vAlign w:val="center"/>
           </w:tcPr>
           <w:p>
             <w:pPr>
               <w:pStyle w:val="TableHeading"/>
-              <w:suppressLineNumbers/>
-              <w:shd w:fill="1F3A5F" w:val="clear"/>
-              <w:bidi w:val="0"/>
-              <w:spacing w:before="0" w:after="283"/>
-              <w:jc w:val="center"/>
-              <w:rPr/>
-            </w:pPr>
-            <w:r>
-              <w:rPr/>
+              <w:bidi w:val="0"/>
+              <w:spacing w:before="0" w:after="283"/>
+              <w:jc w:val="left"/>
+              <w:rPr>
+                <w:color w:val="FFFFFF"/>
+              </w:rPr>
+            </w:pPr>
+            <w:r>
+              <w:rPr>
+                <w:color w:val="FFFFFF"/>
+              </w:rPr>
               <w:t>Customer's own assessment</w:t>
             </w:r>
           </w:p>
         </w:tc>
         <w:tc>
           <w:tcPr>
-            <w:tcW w:w="931" w:type="dxa"/>
-            <w:tcBorders/>
+            <w:tcW w:w="1283" w:type="dxa"/>
+            <w:tcBorders>
+              <w:top w:val="single" w:sz="6" w:space="0" w:color="BFC7D5"/>
+              <w:left w:val="single" w:sz="2" w:space="0" w:color="BFC7D5"/>
+              <w:bottom w:val="single" w:sz="2" w:space="0" w:color="BFC7D5"/>
+              <w:right w:val="single" w:sz="6" w:space="0" w:color="BFC7D5"/>
+            </w:tcBorders>
+            <w:shd w:fill="1F3A5F" w:val="clear"/>
             <w:vAlign w:val="center"/>
           </w:tcPr>
           <w:p>
             <w:pPr>
               <w:pStyle w:val="TableHeading"/>
-              <w:suppressLineNumbers/>
-              <w:shd w:fill="1F3A5F" w:val="clear"/>
-              <w:bidi w:val="0"/>
-              <w:spacing w:before="0" w:after="283"/>
-              <w:jc w:val="center"/>
-              <w:rPr/>
-            </w:pPr>
-            <w:r>
-              <w:rPr/>
+              <w:bidi w:val="0"/>
+              <w:spacing w:before="0" w:after="283"/>
+              <w:jc w:val="left"/>
+              <w:rPr>
+                <w:color w:val="FFFFFF"/>
+              </w:rPr>
+            </w:pPr>
+            <w:r>
+              <w:rPr>
+                <w:color w:val="FFFFFF"/>
+              </w:rPr>
               <w:t>Evidence</w:t>
             </w:r>
           </w:p>
@@ -817,8 +1277,12 @@
         <w:trPr/>
         <w:tc>
           <w:tcPr>
-            <w:tcW w:w="1126" w:type="dxa"/>
-            <w:tcBorders/>
+            <w:tcW w:w="4336" w:type="dxa"/>
+            <w:tcBorders>
+              <w:left w:val="single" w:sz="6" w:space="0" w:color="BFC7D5"/>
+              <w:bottom w:val="single" w:sz="6" w:space="0" w:color="BFC7D5"/>
+              <w:right w:val="single" w:sz="6" w:space="0" w:color="BFC7D5"/>
+            </w:tcBorders>
             <w:vAlign w:val="center"/>
           </w:tcPr>
           <w:p>
@@ -839,8 +1303,12 @@
         </w:tc>
         <w:tc>
           <w:tcPr>
-            <w:tcW w:w="781" w:type="dxa"/>
-            <w:tcBorders/>
+            <w:tcW w:w="2405" w:type="dxa"/>
+            <w:tcBorders>
+              <w:left w:val="single" w:sz="2" w:space="0" w:color="BFC7D5"/>
+              <w:bottom w:val="single" w:sz="6" w:space="0" w:color="BFC7D5"/>
+              <w:right w:val="single" w:sz="6" w:space="0" w:color="BFC7D5"/>
+            </w:tcBorders>
             <w:vAlign w:val="center"/>
           </w:tcPr>
           <w:p>
@@ -863,8 +1331,12 @@
         </w:tc>
         <w:tc>
           <w:tcPr>
-            <w:tcW w:w="1126" w:type="dxa"/>
-            <w:tcBorders/>
+            <w:tcW w:w="3314" w:type="dxa"/>
+            <w:tcBorders>
+              <w:left w:val="single" w:sz="2" w:space="0" w:color="BFC7D5"/>
+              <w:bottom w:val="single" w:sz="6" w:space="0" w:color="BFC7D5"/>
+              <w:right w:val="single" w:sz="6" w:space="0" w:color="BFC7D5"/>
+            </w:tcBorders>
             <w:vAlign w:val="center"/>
           </w:tcPr>
           <w:p>
@@ -885,8 +1357,12 @@
         </w:tc>
         <w:tc>
           <w:tcPr>
-            <w:tcW w:w="931" w:type="dxa"/>
-            <w:tcBorders/>
+            <w:tcW w:w="1283" w:type="dxa"/>
+            <w:tcBorders>
+              <w:left w:val="single" w:sz="2" w:space="0" w:color="BFC7D5"/>
+              <w:bottom w:val="single" w:sz="6" w:space="0" w:color="BFC7D5"/>
+              <w:right w:val="single" w:sz="6" w:space="0" w:color="BFC7D5"/>
+            </w:tcBorders>
             <w:vAlign w:val="center"/>
           </w:tcPr>
           <w:p>
@@ -921,20 +1397,20 @@
     </w:p>
     <w:tbl>
       <w:tblPr>
-        <w:tblW w:w="3964" w:type="dxa"/>
+        <w:tblW w:w="5000" w:type="pct"/>
         <w:jc w:val="left"/>
-        <w:tblInd w:w="0" w:type="dxa"/>
+        <w:tblInd w:w="-7" w:type="dxa"/>
         <w:tblLayout w:type="fixed"/>
         <w:tblCellMar>
-          <w:top w:w="28" w:type="dxa"/>
-          <w:left w:w="28" w:type="dxa"/>
-          <w:bottom w:w="28" w:type="dxa"/>
-          <w:right w:w="28" w:type="dxa"/>
+          <w:top w:w="60" w:type="dxa"/>
+          <w:left w:w="60" w:type="dxa"/>
+          <w:bottom w:w="60" w:type="dxa"/>
+          <w:right w:w="60" w:type="dxa"/>
         </w:tblCellMar>
       </w:tblPr>
       <w:tblGrid>
-        <w:gridCol w:w="2958"/>
-        <w:gridCol w:w="1006"/>
+        <w:gridCol w:w="9321"/>
+        <w:gridCol w:w="2017"/>
       </w:tblGrid>
       <w:tr>
         <w:trPr>
@@ -942,44 +1418,60 @@
         </w:trPr>
         <w:tc>
           <w:tcPr>
-            <w:tcW w:w="2958" w:type="dxa"/>
-            <w:tcBorders/>
+            <w:tcW w:w="9321" w:type="dxa"/>
+            <w:tcBorders>
+              <w:top w:val="single" w:sz="6" w:space="0" w:color="BFC7D5"/>
+              <w:left w:val="single" w:sz="6" w:space="0" w:color="BFC7D5"/>
+              <w:bottom w:val="single" w:sz="2" w:space="0" w:color="BFC7D5"/>
+              <w:right w:val="single" w:sz="6" w:space="0" w:color="BFC7D5"/>
+            </w:tcBorders>
+            <w:shd w:fill="1F3A5F" w:val="clear"/>
             <w:vAlign w:val="center"/>
           </w:tcPr>
           <w:p>
             <w:pPr>
               <w:pStyle w:val="TableHeading"/>
-              <w:suppressLineNumbers/>
-              <w:shd w:fill="1F3A5F" w:val="clear"/>
-              <w:bidi w:val="0"/>
-              <w:spacing w:before="0" w:after="283"/>
-              <w:jc w:val="center"/>
-              <w:rPr/>
-            </w:pPr>
-            <w:r>
-              <w:rPr/>
+              <w:bidi w:val="0"/>
+              <w:spacing w:before="0" w:after="283"/>
+              <w:jc w:val="left"/>
+              <w:rPr>
+                <w:color w:val="FFFFFF"/>
+              </w:rPr>
+            </w:pPr>
+            <w:r>
+              <w:rPr>
+                <w:color w:val="FFFFFF"/>
+              </w:rPr>
               <w:t>Question</w:t>
             </w:r>
           </w:p>
         </w:tc>
         <w:tc>
           <w:tcPr>
-            <w:tcW w:w="1006" w:type="dxa"/>
-            <w:tcBorders/>
+            <w:tcW w:w="2017" w:type="dxa"/>
+            <w:tcBorders>
+              <w:top w:val="single" w:sz="6" w:space="0" w:color="BFC7D5"/>
+              <w:left w:val="single" w:sz="2" w:space="0" w:color="BFC7D5"/>
+              <w:bottom w:val="single" w:sz="2" w:space="0" w:color="BFC7D5"/>
+              <w:right w:val="single" w:sz="6" w:space="0" w:color="BFC7D5"/>
+            </w:tcBorders>
+            <w:shd w:fill="1F3A5F" w:val="clear"/>
             <w:vAlign w:val="center"/>
           </w:tcPr>
           <w:p>
             <w:pPr>
               <w:pStyle w:val="TableHeading"/>
-              <w:suppressLineNumbers/>
-              <w:shd w:fill="1F3A5F" w:val="clear"/>
-              <w:bidi w:val="0"/>
-              <w:spacing w:before="0" w:after="283"/>
-              <w:jc w:val="center"/>
-              <w:rPr/>
-            </w:pPr>
-            <w:r>
-              <w:rPr/>
+              <w:bidi w:val="0"/>
+              <w:spacing w:before="0" w:after="283"/>
+              <w:jc w:val="left"/>
+              <w:rPr>
+                <w:color w:val="FFFFFF"/>
+              </w:rPr>
+            </w:pPr>
+            <w:r>
+              <w:rPr>
+                <w:color w:val="FFFFFF"/>
+              </w:rPr>
               <w:t>Response</w:t>
             </w:r>
           </w:p>
@@ -989,8 +1481,12 @@
         <w:trPr/>
         <w:tc>
           <w:tcPr>
-            <w:tcW w:w="2958" w:type="dxa"/>
-            <w:tcBorders/>
+            <w:tcW w:w="9321" w:type="dxa"/>
+            <w:tcBorders>
+              <w:left w:val="single" w:sz="6" w:space="0" w:color="BFC7D5"/>
+              <w:bottom w:val="single" w:sz="2" w:space="0" w:color="BFC7D5"/>
+              <w:right w:val="single" w:sz="6" w:space="0" w:color="BFC7D5"/>
+            </w:tcBorders>
             <w:vAlign w:val="center"/>
           </w:tcPr>
           <w:p>
@@ -1009,8 +1505,12 @@
         </w:tc>
         <w:tc>
           <w:tcPr>
-            <w:tcW w:w="1006" w:type="dxa"/>
-            <w:tcBorders/>
+            <w:tcW w:w="2017" w:type="dxa"/>
+            <w:tcBorders>
+              <w:left w:val="single" w:sz="2" w:space="0" w:color="BFC7D5"/>
+              <w:bottom w:val="single" w:sz="2" w:space="0" w:color="BFC7D5"/>
+              <w:right w:val="single" w:sz="6" w:space="0" w:color="BFC7D5"/>
+            </w:tcBorders>
             <w:vAlign w:val="center"/>
           </w:tcPr>
           <w:p>
@@ -1034,8 +1534,12 @@
         <w:trPr/>
         <w:tc>
           <w:tcPr>
-            <w:tcW w:w="2958" w:type="dxa"/>
-            <w:tcBorders/>
+            <w:tcW w:w="9321" w:type="dxa"/>
+            <w:tcBorders>
+              <w:left w:val="single" w:sz="6" w:space="0" w:color="BFC7D5"/>
+              <w:bottom w:val="single" w:sz="2" w:space="0" w:color="BFC7D5"/>
+              <w:right w:val="single" w:sz="6" w:space="0" w:color="BFC7D5"/>
+            </w:tcBorders>
             <w:vAlign w:val="center"/>
           </w:tcPr>
           <w:p>
@@ -1054,8 +1558,12 @@
         </w:tc>
         <w:tc>
           <w:tcPr>
-            <w:tcW w:w="1006" w:type="dxa"/>
-            <w:tcBorders/>
+            <w:tcW w:w="2017" w:type="dxa"/>
+            <w:tcBorders>
+              <w:left w:val="single" w:sz="2" w:space="0" w:color="BFC7D5"/>
+              <w:bottom w:val="single" w:sz="2" w:space="0" w:color="BFC7D5"/>
+              <w:right w:val="single" w:sz="6" w:space="0" w:color="BFC7D5"/>
+            </w:tcBorders>
             <w:vAlign w:val="center"/>
           </w:tcPr>
           <w:p>
@@ -1079,8 +1587,12 @@
         <w:trPr/>
         <w:tc>
           <w:tcPr>
-            <w:tcW w:w="2958" w:type="dxa"/>
-            <w:tcBorders/>
+            <w:tcW w:w="9321" w:type="dxa"/>
+            <w:tcBorders>
+              <w:left w:val="single" w:sz="6" w:space="0" w:color="BFC7D5"/>
+              <w:bottom w:val="single" w:sz="2" w:space="0" w:color="BFC7D5"/>
+              <w:right w:val="single" w:sz="6" w:space="0" w:color="BFC7D5"/>
+            </w:tcBorders>
             <w:vAlign w:val="center"/>
           </w:tcPr>
           <w:p>
@@ -1099,8 +1611,12 @@
         </w:tc>
         <w:tc>
           <w:tcPr>
-            <w:tcW w:w="1006" w:type="dxa"/>
-            <w:tcBorders/>
+            <w:tcW w:w="2017" w:type="dxa"/>
+            <w:tcBorders>
+              <w:left w:val="single" w:sz="2" w:space="0" w:color="BFC7D5"/>
+              <w:bottom w:val="single" w:sz="2" w:space="0" w:color="BFC7D5"/>
+              <w:right w:val="single" w:sz="6" w:space="0" w:color="BFC7D5"/>
+            </w:tcBorders>
             <w:vAlign w:val="center"/>
           </w:tcPr>
           <w:p>
@@ -1124,8 +1640,12 @@
         <w:trPr/>
         <w:tc>
           <w:tcPr>
-            <w:tcW w:w="2958" w:type="dxa"/>
-            <w:tcBorders/>
+            <w:tcW w:w="9321" w:type="dxa"/>
+            <w:tcBorders>
+              <w:left w:val="single" w:sz="6" w:space="0" w:color="BFC7D5"/>
+              <w:bottom w:val="single" w:sz="2" w:space="0" w:color="BFC7D5"/>
+              <w:right w:val="single" w:sz="6" w:space="0" w:color="BFC7D5"/>
+            </w:tcBorders>
             <w:vAlign w:val="center"/>
           </w:tcPr>
           <w:p>
@@ -1144,8 +1664,12 @@
         </w:tc>
         <w:tc>
           <w:tcPr>
-            <w:tcW w:w="1006" w:type="dxa"/>
-            <w:tcBorders/>
+            <w:tcW w:w="2017" w:type="dxa"/>
+            <w:tcBorders>
+              <w:left w:val="single" w:sz="2" w:space="0" w:color="BFC7D5"/>
+              <w:bottom w:val="single" w:sz="2" w:space="0" w:color="BFC7D5"/>
+              <w:right w:val="single" w:sz="6" w:space="0" w:color="BFC7D5"/>
+            </w:tcBorders>
             <w:vAlign w:val="center"/>
           </w:tcPr>
           <w:p>
@@ -1169,8 +1693,12 @@
         <w:trPr/>
         <w:tc>
           <w:tcPr>
-            <w:tcW w:w="2958" w:type="dxa"/>
-            <w:tcBorders/>
+            <w:tcW w:w="9321" w:type="dxa"/>
+            <w:tcBorders>
+              <w:left w:val="single" w:sz="6" w:space="0" w:color="BFC7D5"/>
+              <w:bottom w:val="single" w:sz="2" w:space="0" w:color="BFC7D5"/>
+              <w:right w:val="single" w:sz="6" w:space="0" w:color="BFC7D5"/>
+            </w:tcBorders>
             <w:vAlign w:val="center"/>
           </w:tcPr>
           <w:p>
@@ -1189,8 +1717,12 @@
         </w:tc>
         <w:tc>
           <w:tcPr>
-            <w:tcW w:w="1006" w:type="dxa"/>
-            <w:tcBorders/>
+            <w:tcW w:w="2017" w:type="dxa"/>
+            <w:tcBorders>
+              <w:left w:val="single" w:sz="2" w:space="0" w:color="BFC7D5"/>
+              <w:bottom w:val="single" w:sz="2" w:space="0" w:color="BFC7D5"/>
+              <w:right w:val="single" w:sz="6" w:space="0" w:color="BFC7D5"/>
+            </w:tcBorders>
             <w:vAlign w:val="center"/>
           </w:tcPr>
           <w:p>
@@ -1214,8 +1746,12 @@
         <w:trPr/>
         <w:tc>
           <w:tcPr>
-            <w:tcW w:w="2958" w:type="dxa"/>
-            <w:tcBorders/>
+            <w:tcW w:w="9321" w:type="dxa"/>
+            <w:tcBorders>
+              <w:left w:val="single" w:sz="6" w:space="0" w:color="BFC7D5"/>
+              <w:bottom w:val="single" w:sz="2" w:space="0" w:color="BFC7D5"/>
+              <w:right w:val="single" w:sz="6" w:space="0" w:color="BFC7D5"/>
+            </w:tcBorders>
             <w:vAlign w:val="center"/>
           </w:tcPr>
           <w:p>
@@ -1234,8 +1770,12 @@
         </w:tc>
         <w:tc>
           <w:tcPr>
-            <w:tcW w:w="1006" w:type="dxa"/>
-            <w:tcBorders/>
+            <w:tcW w:w="2017" w:type="dxa"/>
+            <w:tcBorders>
+              <w:left w:val="single" w:sz="2" w:space="0" w:color="BFC7D5"/>
+              <w:bottom w:val="single" w:sz="2" w:space="0" w:color="BFC7D5"/>
+              <w:right w:val="single" w:sz="6" w:space="0" w:color="BFC7D5"/>
+            </w:tcBorders>
             <w:vAlign w:val="center"/>
           </w:tcPr>
           <w:p>
@@ -1259,8 +1799,12 @@
         <w:trPr/>
         <w:tc>
           <w:tcPr>
-            <w:tcW w:w="2958" w:type="dxa"/>
-            <w:tcBorders/>
+            <w:tcW w:w="9321" w:type="dxa"/>
+            <w:tcBorders>
+              <w:left w:val="single" w:sz="6" w:space="0" w:color="BFC7D5"/>
+              <w:bottom w:val="single" w:sz="6" w:space="0" w:color="BFC7D5"/>
+              <w:right w:val="single" w:sz="6" w:space="0" w:color="BFC7D5"/>
+            </w:tcBorders>
             <w:vAlign w:val="center"/>
           </w:tcPr>
           <w:p>
@@ -1279,8 +1823,12 @@
         </w:tc>
         <w:tc>
           <w:tcPr>
-            <w:tcW w:w="1006" w:type="dxa"/>
-            <w:tcBorders/>
+            <w:tcW w:w="2017" w:type="dxa"/>
+            <w:tcBorders>
+              <w:left w:val="single" w:sz="2" w:space="0" w:color="BFC7D5"/>
+              <w:bottom w:val="single" w:sz="6" w:space="0" w:color="BFC7D5"/>
+              <w:right w:val="single" w:sz="6" w:space="0" w:color="BFC7D5"/>
+            </w:tcBorders>
             <w:vAlign w:val="center"/>
           </w:tcPr>
           <w:p>
@@ -1315,20 +1863,20 @@
     </w:p>
     <w:tbl>
       <w:tblPr>
-        <w:tblW w:w="3964" w:type="dxa"/>
+        <w:tblW w:w="5000" w:type="pct"/>
         <w:jc w:val="left"/>
-        <w:tblInd w:w="0" w:type="dxa"/>
+        <w:tblInd w:w="-7" w:type="dxa"/>
         <w:tblLayout w:type="fixed"/>
         <w:tblCellMar>
-          <w:top w:w="28" w:type="dxa"/>
-          <w:left w:w="28" w:type="dxa"/>
-          <w:bottom w:w="28" w:type="dxa"/>
-          <w:right w:w="28" w:type="dxa"/>
+          <w:top w:w="60" w:type="dxa"/>
+          <w:left w:w="60" w:type="dxa"/>
+          <w:bottom w:w="60" w:type="dxa"/>
+          <w:right w:w="60" w:type="dxa"/>
         </w:tblCellMar>
       </w:tblPr>
       <w:tblGrid>
-        <w:gridCol w:w="2054"/>
-        <w:gridCol w:w="1910"/>
+        <w:gridCol w:w="5489"/>
+        <w:gridCol w:w="5849"/>
       </w:tblGrid>
       <w:tr>
         <w:trPr>
@@ -1336,44 +1884,60 @@
         </w:trPr>
         <w:tc>
           <w:tcPr>
-            <w:tcW w:w="2054" w:type="dxa"/>
-            <w:tcBorders/>
+            <w:tcW w:w="5489" w:type="dxa"/>
+            <w:tcBorders>
+              <w:top w:val="single" w:sz="6" w:space="0" w:color="BFC7D5"/>
+              <w:left w:val="single" w:sz="6" w:space="0" w:color="BFC7D5"/>
+              <w:bottom w:val="single" w:sz="2" w:space="0" w:color="BFC7D5"/>
+              <w:right w:val="single" w:sz="6" w:space="0" w:color="BFC7D5"/>
+            </w:tcBorders>
+            <w:shd w:fill="1F3A5F" w:val="clear"/>
             <w:vAlign w:val="center"/>
           </w:tcPr>
           <w:p>
             <w:pPr>
               <w:pStyle w:val="TableHeading"/>
-              <w:suppressLineNumbers/>
-              <w:shd w:fill="1F3A5F" w:val="clear"/>
-              <w:bidi w:val="0"/>
-              <w:spacing w:before="0" w:after="283"/>
-              <w:jc w:val="center"/>
-              <w:rPr/>
-            </w:pPr>
-            <w:r>
-              <w:rPr/>
+              <w:bidi w:val="0"/>
+              <w:spacing w:before="0" w:after="283"/>
+              <w:jc w:val="left"/>
+              <w:rPr>
+                <w:color w:val="FFFFFF"/>
+              </w:rPr>
+            </w:pPr>
+            <w:r>
+              <w:rPr>
+                <w:color w:val="FFFFFF"/>
+              </w:rPr>
               <w:t>Field</w:t>
             </w:r>
           </w:p>
         </w:tc>
         <w:tc>
           <w:tcPr>
-            <w:tcW w:w="1910" w:type="dxa"/>
-            <w:tcBorders/>
+            <w:tcW w:w="5849" w:type="dxa"/>
+            <w:tcBorders>
+              <w:top w:val="single" w:sz="6" w:space="0" w:color="BFC7D5"/>
+              <w:left w:val="single" w:sz="2" w:space="0" w:color="BFC7D5"/>
+              <w:bottom w:val="single" w:sz="2" w:space="0" w:color="BFC7D5"/>
+              <w:right w:val="single" w:sz="6" w:space="0" w:color="BFC7D5"/>
+            </w:tcBorders>
+            <w:shd w:fill="1F3A5F" w:val="clear"/>
             <w:vAlign w:val="center"/>
           </w:tcPr>
           <w:p>
             <w:pPr>
               <w:pStyle w:val="TableHeading"/>
-              <w:suppressLineNumbers/>
-              <w:shd w:fill="1F3A5F" w:val="clear"/>
-              <w:bidi w:val="0"/>
-              <w:spacing w:before="0" w:after="283"/>
-              <w:jc w:val="center"/>
-              <w:rPr/>
-            </w:pPr>
-            <w:r>
-              <w:rPr/>
+              <w:bidi w:val="0"/>
+              <w:spacing w:before="0" w:after="283"/>
+              <w:jc w:val="left"/>
+              <w:rPr>
+                <w:color w:val="FFFFFF"/>
+              </w:rPr>
+            </w:pPr>
+            <w:r>
+              <w:rPr>
+                <w:color w:val="FFFFFF"/>
+              </w:rPr>
               <w:t>Entry</w:t>
             </w:r>
           </w:p>
@@ -1383,8 +1947,12 @@
         <w:trPr/>
         <w:tc>
           <w:tcPr>
-            <w:tcW w:w="2054" w:type="dxa"/>
-            <w:tcBorders/>
+            <w:tcW w:w="5489" w:type="dxa"/>
+            <w:tcBorders>
+              <w:left w:val="single" w:sz="6" w:space="0" w:color="BFC7D5"/>
+              <w:bottom w:val="single" w:sz="2" w:space="0" w:color="BFC7D5"/>
+              <w:right w:val="single" w:sz="6" w:space="0" w:color="BFC7D5"/>
+            </w:tcBorders>
             <w:vAlign w:val="center"/>
           </w:tcPr>
           <w:p>
@@ -1403,8 +1971,12 @@
         </w:tc>
         <w:tc>
           <w:tcPr>
-            <w:tcW w:w="1910" w:type="dxa"/>
-            <w:tcBorders/>
+            <w:tcW w:w="5849" w:type="dxa"/>
+            <w:tcBorders>
+              <w:left w:val="single" w:sz="2" w:space="0" w:color="BFC7D5"/>
+              <w:bottom w:val="single" w:sz="2" w:space="0" w:color="BFC7D5"/>
+              <w:right w:val="single" w:sz="6" w:space="0" w:color="BFC7D5"/>
+            </w:tcBorders>
             <w:vAlign w:val="center"/>
           </w:tcPr>
           <w:p>
@@ -1446,8 +2018,12 @@
         <w:trPr/>
         <w:tc>
           <w:tcPr>
-            <w:tcW w:w="2054" w:type="dxa"/>
-            <w:tcBorders/>
+            <w:tcW w:w="5489" w:type="dxa"/>
+            <w:tcBorders>
+              <w:left w:val="single" w:sz="6" w:space="0" w:color="BFC7D5"/>
+              <w:bottom w:val="single" w:sz="2" w:space="0" w:color="BFC7D5"/>
+              <w:right w:val="single" w:sz="6" w:space="0" w:color="BFC7D5"/>
+            </w:tcBorders>
             <w:vAlign w:val="center"/>
           </w:tcPr>
           <w:p>
@@ -1466,8 +2042,12 @@
         </w:tc>
         <w:tc>
           <w:tcPr>
-            <w:tcW w:w="1910" w:type="dxa"/>
-            <w:tcBorders/>
+            <w:tcW w:w="5849" w:type="dxa"/>
+            <w:tcBorders>
+              <w:left w:val="single" w:sz="2" w:space="0" w:color="BFC7D5"/>
+              <w:bottom w:val="single" w:sz="2" w:space="0" w:color="BFC7D5"/>
+              <w:right w:val="single" w:sz="6" w:space="0" w:color="BFC7D5"/>
+            </w:tcBorders>
             <w:vAlign w:val="center"/>
           </w:tcPr>
           <w:p>
@@ -1491,8 +2071,12 @@
         <w:trPr/>
         <w:tc>
           <w:tcPr>
-            <w:tcW w:w="2054" w:type="dxa"/>
-            <w:tcBorders/>
+            <w:tcW w:w="5489" w:type="dxa"/>
+            <w:tcBorders>
+              <w:left w:val="single" w:sz="6" w:space="0" w:color="BFC7D5"/>
+              <w:bottom w:val="single" w:sz="2" w:space="0" w:color="BFC7D5"/>
+              <w:right w:val="single" w:sz="6" w:space="0" w:color="BFC7D5"/>
+            </w:tcBorders>
             <w:vAlign w:val="center"/>
           </w:tcPr>
           <w:p>
@@ -1511,8 +2095,12 @@
         </w:tc>
         <w:tc>
           <w:tcPr>
-            <w:tcW w:w="1910" w:type="dxa"/>
-            <w:tcBorders/>
+            <w:tcW w:w="5849" w:type="dxa"/>
+            <w:tcBorders>
+              <w:left w:val="single" w:sz="2" w:space="0" w:color="BFC7D5"/>
+              <w:bottom w:val="single" w:sz="2" w:space="0" w:color="BFC7D5"/>
+              <w:right w:val="single" w:sz="6" w:space="0" w:color="BFC7D5"/>
+            </w:tcBorders>
             <w:vAlign w:val="center"/>
           </w:tcPr>
           <w:p>
@@ -1536,8 +2124,12 @@
         <w:trPr/>
         <w:tc>
           <w:tcPr>
-            <w:tcW w:w="2054" w:type="dxa"/>
-            <w:tcBorders/>
+            <w:tcW w:w="5489" w:type="dxa"/>
+            <w:tcBorders>
+              <w:left w:val="single" w:sz="6" w:space="0" w:color="BFC7D5"/>
+              <w:bottom w:val="single" w:sz="2" w:space="0" w:color="BFC7D5"/>
+              <w:right w:val="single" w:sz="6" w:space="0" w:color="BFC7D5"/>
+            </w:tcBorders>
             <w:vAlign w:val="center"/>
           </w:tcPr>
           <w:p>
@@ -1566,8 +2158,12 @@
         </w:tc>
         <w:tc>
           <w:tcPr>
-            <w:tcW w:w="1910" w:type="dxa"/>
-            <w:tcBorders/>
+            <w:tcW w:w="5849" w:type="dxa"/>
+            <w:tcBorders>
+              <w:left w:val="single" w:sz="2" w:space="0" w:color="BFC7D5"/>
+              <w:bottom w:val="single" w:sz="2" w:space="0" w:color="BFC7D5"/>
+              <w:right w:val="single" w:sz="6" w:space="0" w:color="BFC7D5"/>
+            </w:tcBorders>
             <w:vAlign w:val="center"/>
           </w:tcPr>
           <w:p>
@@ -1591,8 +2187,12 @@
         <w:trPr/>
         <w:tc>
           <w:tcPr>
-            <w:tcW w:w="2054" w:type="dxa"/>
-            <w:tcBorders/>
+            <w:tcW w:w="5489" w:type="dxa"/>
+            <w:tcBorders>
+              <w:left w:val="single" w:sz="6" w:space="0" w:color="BFC7D5"/>
+              <w:bottom w:val="single" w:sz="6" w:space="0" w:color="BFC7D5"/>
+              <w:right w:val="single" w:sz="6" w:space="0" w:color="BFC7D5"/>
+            </w:tcBorders>
             <w:vAlign w:val="center"/>
           </w:tcPr>
           <w:p>
@@ -1611,8 +2211,12 @@
         </w:tc>
         <w:tc>
           <w:tcPr>
-            <w:tcW w:w="1910" w:type="dxa"/>
-            <w:tcBorders/>
+            <w:tcW w:w="5849" w:type="dxa"/>
+            <w:tcBorders>
+              <w:left w:val="single" w:sz="2" w:space="0" w:color="BFC7D5"/>
+              <w:bottom w:val="single" w:sz="6" w:space="0" w:color="BFC7D5"/>
+              <w:right w:val="single" w:sz="6" w:space="0" w:color="BFC7D5"/>
+            </w:tcBorders>
             <w:vAlign w:val="center"/>
           </w:tcPr>
           <w:p>
